--- a/Лабораторная 2/Лабораторная_2.docx
+++ b/Лабораторная 2/Лабораторная_2.docx
@@ -497,7 +497,28 @@
           <w:szCs w:val="26"/>
         </w:rPr>
         <w:tab/>
-        <w:t xml:space="preserve">Выполнил: </w:t>
+        <w:t>Выполнил</w:t>
+      </w:r>
+      <w:r>
+        <w:rPr>
+          <w:sz w:val="28"/>
+          <w:szCs w:val="26"/>
+        </w:rPr>
+        <w:t>и</w:t>
+      </w:r>
+      <w:r>
+        <w:rPr>
+          <w:sz w:val="28"/>
+          <w:szCs w:val="26"/>
+        </w:rPr>
+        <w:t>:</w:t>
+      </w:r>
+      <w:r>
+        <w:rPr>
+          <w:sz w:val="28"/>
+          <w:szCs w:val="26"/>
+        </w:rPr>
+        <w:t xml:space="preserve"> Мавлюшев А.Ф.</w:t>
       </w:r>
     </w:p>
     <w:p>
@@ -521,7 +542,77 @@
           <w:szCs w:val="26"/>
         </w:rPr>
         <w:tab/>
+      </w:r>
+      <w:r>
+        <w:rPr>
+          <w:sz w:val="28"/>
+          <w:szCs w:val="26"/>
+        </w:rPr>
+        <w:tab/>
+      </w:r>
+      <w:r>
+        <w:rPr>
+          <w:sz w:val="28"/>
+          <w:szCs w:val="26"/>
+        </w:rPr>
+        <w:tab/>
+        <w:t xml:space="preserve">  Аникин </w:t>
+      </w:r>
+      <w:proofErr w:type="gramStart"/>
+      <w:r>
+        <w:rPr>
+          <w:sz w:val="28"/>
+          <w:szCs w:val="26"/>
+        </w:rPr>
+        <w:t>З.А.</w:t>
+      </w:r>
+      <w:proofErr w:type="gramEnd"/>
+      <w:r>
+        <w:rPr>
+          <w:sz w:val="28"/>
+          <w:szCs w:val="26"/>
+        </w:rPr>
+        <w:t xml:space="preserve"> </w:t>
+      </w:r>
+    </w:p>
+    <w:p>
+      <w:pPr>
+        <w:pStyle w:val="a4"/>
+        <w:tabs>
+          <w:tab w:val="left" w:pos="0"/>
+          <w:tab w:val="left" w:pos="5670"/>
+        </w:tabs>
+        <w:spacing w:line="360" w:lineRule="auto"/>
+        <w:ind w:right="21"/>
+        <w:jc w:val="left"/>
+        <w:rPr>
+          <w:sz w:val="28"/>
+          <w:szCs w:val="26"/>
+          <w:lang w:val="en-US"/>
+        </w:rPr>
+      </w:pPr>
+      <w:r>
+        <w:rPr>
+          <w:sz w:val="28"/>
+          <w:szCs w:val="26"/>
+        </w:rPr>
+        <w:tab/>
         <w:t xml:space="preserve">Группа: </w:t>
+      </w:r>
+      <w:r>
+        <w:rPr>
+          <w:sz w:val="28"/>
+          <w:szCs w:val="26"/>
+        </w:rPr>
+        <w:t>3103-090401</w:t>
+      </w:r>
+      <w:r>
+        <w:rPr>
+          <w:sz w:val="28"/>
+          <w:szCs w:val="26"/>
+          <w:lang w:val="en-US"/>
+        </w:rPr>
+        <w:t>D</w:t>
       </w:r>
     </w:p>
     <w:p>
@@ -1268,11 +1359,12 @@
         <w:ind w:firstLine="0"/>
       </w:pPr>
       <w:r>
+        <w:lastRenderedPageBreak/>
         <w:drawing>
-          <wp:inline distT="0" distB="0" distL="0" distR="0" wp14:anchorId="537B3764" wp14:editId="6F688745">
-            <wp:extent cx="5940425" cy="3960495"/>
-            <wp:effectExtent l="0" t="0" r="0" b="0"/>
-            <wp:docPr id="1004126583" name="Рисунок 1"/>
+          <wp:inline distT="0" distB="0" distL="0" distR="0" wp14:anchorId="174082BF" wp14:editId="3FF2EBB5">
+            <wp:extent cx="5940425" cy="4098925"/>
+            <wp:effectExtent l="0" t="0" r="3175" b="0"/>
+            <wp:docPr id="1148298591" name="Рисунок 2"/>
             <wp:cNvGraphicFramePr>
               <a:graphicFrameLocks xmlns:a="http://schemas.openxmlformats.org/drawingml/2006/main" noChangeAspect="1"/>
             </wp:cNvGraphicFramePr>
@@ -1280,23 +1372,36 @@
               <a:graphicData uri="http://schemas.openxmlformats.org/drawingml/2006/picture">
                 <pic:pic xmlns:pic="http://schemas.openxmlformats.org/drawingml/2006/picture">
                   <pic:nvPicPr>
-                    <pic:cNvPr id="1004126583" name=""/>
-                    <pic:cNvPicPr/>
+                    <pic:cNvPr id="0" name="Picture 6"/>
+                    <pic:cNvPicPr>
+                      <a:picLocks noChangeAspect="1" noChangeArrowheads="1"/>
+                    </pic:cNvPicPr>
                   </pic:nvPicPr>
                   <pic:blipFill>
-                    <a:blip r:embed="rId5"/>
+                    <a:blip r:embed="rId5" cstate="print">
+                      <a:extLst>
+                        <a:ext uri="{28A0092B-C50C-407E-A947-70E740481C1C}">
+                          <a14:useLocalDpi xmlns:a14="http://schemas.microsoft.com/office/drawing/2010/main" val="0"/>
+                        </a:ext>
+                      </a:extLst>
+                    </a:blip>
+                    <a:srcRect/>
                     <a:stretch>
                       <a:fillRect/>
                     </a:stretch>
                   </pic:blipFill>
-                  <pic:spPr>
+                  <pic:spPr bwMode="auto">
                     <a:xfrm>
                       <a:off x="0" y="0"/>
-                      <a:ext cx="5940425" cy="3960495"/>
+                      <a:ext cx="5940425" cy="4098925"/>
                     </a:xfrm>
                     <a:prstGeom prst="rect">
                       <a:avLst/>
                     </a:prstGeom>
+                    <a:noFill/>
+                    <a:ln>
+                      <a:noFill/>
+                    </a:ln>
                   </pic:spPr>
                 </pic:pic>
               </a:graphicData>
@@ -1307,10 +1412,14 @@
     </w:p>
     <w:p>
       <w:pPr>
+        <w:ind w:firstLine="0"/>
+      </w:pPr>
+    </w:p>
+    <w:p>
+      <w:pPr>
         <w:jc w:val="center"/>
       </w:pPr>
       <w:r>
-        <w:lastRenderedPageBreak/>
         <w:t xml:space="preserve">Рисунок 1 – Диаграмма </w:t>
       </w:r>
       <w:r>
@@ -1360,7 +1469,11 @@
         <w:ind w:firstLine="0"/>
       </w:pPr>
       <w:r>
-        <w:t>Задание режима представляет собой совокупность установленных пользователем параметров, определяющих требуемое состояние двигателя. Каждое задание характеризуется выбранным режимом, значениями параметров и приоритетом выполнения. Сформированные задания передаются в систему управления для последующей обработки.</w:t>
+        <w:t xml:space="preserve">Задание режима представляет собой совокупность установленных пользователем параметров, определяющих требуемое состояние двигателя. </w:t>
+      </w:r>
+      <w:r>
+        <w:lastRenderedPageBreak/>
+        <w:t>Каждое задание характеризуется выбранным режимом, значениями параметров и приоритетом выполнения. Сформированные задания передаются в систему управления для последующей обработки.</w:t>
       </w:r>
     </w:p>
     <w:p>
@@ -1376,35 +1489,35 @@
         <w:ind w:firstLine="0"/>
       </w:pPr>
       <w:r>
-        <w:t xml:space="preserve">Датчики обеспечивают получение информации о физических параметрах двигателя. К контролируемым параметрам относятся частота вращения ротора, температура газа, давление и другие величины, необходимые для оценки состояния МГТД. Каждый датчик характеризуется типом, </w:t>
+        <w:t>Датчики обеспечивают получение информации о физических параметрах двигателя. К контролируемым параметрам относятся частота вращения ротора, температура газа, давление и другие величины, необходимые для оценки состояния МГТД. Каждый датчик характеризуется типом, диапазоном измерения и точностью. Полученные измерения передаются в САУ МГТД для обработки.</w:t>
+      </w:r>
+    </w:p>
+    <w:p>
+      <w:pPr>
+        <w:ind w:firstLine="0"/>
+      </w:pPr>
+      <w:r>
+        <w:t>Исполнительные механизмы предназначены для реализации управляющих воздействий, сформированных системой управления. К ним могут относиться устройства регулирования подачи топлива и другие механизмы, влияющие на режим работы двигателя. Каждый механизм характеризуется типом, диапазоном воздействия и временем срабатывания.</w:t>
+      </w:r>
+    </w:p>
+    <w:p>
+      <w:pPr>
+        <w:ind w:firstLine="0"/>
+      </w:pPr>
+      <w:r>
+        <w:t>Малогабаритный газотурбинный двигатель (МГТД) является объектом управления. Его состояние определяется совокупностью рабочих параметров, основными из которых являются частота вращения, температура газа, давление и тяга. Изменение этих параметров происходит под воздействием управляющих команд и внешних условий эксплуатации.</w:t>
+      </w:r>
+    </w:p>
+    <w:p>
+      <w:pPr>
+        <w:ind w:firstLine="0"/>
+      </w:pPr>
+      <w:r>
+        <w:t xml:space="preserve">Алгоритм управления определяет порядок обработки измеренных параметров и расчета управляющих воздействий. В разрабатываемой системе предусматривается возможность применения адаптивных алгоритмов, </w:t>
       </w:r>
       <w:r>
         <w:lastRenderedPageBreak/>
-        <w:t>диапазоном измерения и точностью. Полученные измерения передаются в САУ МГТД для обработки.</w:t>
-      </w:r>
-    </w:p>
-    <w:p>
-      <w:pPr>
-        <w:ind w:firstLine="0"/>
-      </w:pPr>
-      <w:r>
-        <w:t>Исполнительные механизмы предназначены для реализации управляющих воздействий, сформированных системой управления. К ним могут относиться устройства регулирования подачи топлива и другие механизмы, влияющие на режим работы двигателя. Каждый механизм характеризуется типом, диапазоном воздействия и временем срабатывания.</w:t>
-      </w:r>
-    </w:p>
-    <w:p>
-      <w:pPr>
-        <w:ind w:firstLine="0"/>
-      </w:pPr>
-      <w:r>
-        <w:t>Малогабаритный газотурбинный двигатель (МГТД) является объектом управления. Его состояние определяется совокупностью рабочих параметров, основными из которых являются частота вращения, температура газа, давление и тяга. Изменение этих параметров происходит под воздействием управляющих команд и внешних условий эксплуатации.</w:t>
-      </w:r>
-    </w:p>
-    <w:p>
-      <w:pPr>
-        <w:ind w:firstLine="0"/>
-      </w:pPr>
-      <w:r>
-        <w:t>Алгоритм управления определяет порядок обработки измеренных параметров и расчета управляющих воздействий. В разрабатываемой системе предусматривается возможность применения адаптивных алгоритмов, позволяющих корректировать параметры управления при изменении характеристик двигателя и условий его работы.</w:t>
+        <w:t>позволяющих корректировать параметры управления при изменении характеристик двигателя и условий его работы.</w:t>
       </w:r>
     </w:p>
     <w:p>
@@ -1428,26 +1541,53 @@
         <w:ind w:firstLine="0"/>
       </w:pPr>
       <w:r>
+        <w:t>Таким образом, взаимодействие перечисленных объектов обеспечивает получение измерительной информации, обработку данных, формирование управляющих воздействий и контроль состояния МГТД.</w:t>
+      </w:r>
+    </w:p>
+    <w:p>
+      <w:pPr>
+        <w:ind w:firstLine="0"/>
+      </w:pPr>
+    </w:p>
+    <w:p>
+      <w:pPr>
+        <w:pStyle w:val="2"/>
+      </w:pPr>
+      <w:r>
+        <w:tab/>
+      </w:r>
+    </w:p>
+    <w:p>
+      <w:pPr>
+        <w:spacing w:line="240" w:lineRule="auto"/>
+        <w:ind w:firstLine="0"/>
+        <w:jc w:val="left"/>
+        <w:rPr>
+          <w:rFonts w:eastAsia="Times New Roman"/>
+          <w:b/>
+          <w:bCs/>
+          <w:sz w:val="36"/>
+          <w:szCs w:val="36"/>
+        </w:rPr>
+      </w:pPr>
+      <w:r>
+        <w:br w:type="page"/>
+      </w:r>
+    </w:p>
+    <w:p>
+      <w:pPr>
+        <w:pStyle w:val="2"/>
+        <w:rPr>
+          <w:sz w:val="28"/>
+          <w:szCs w:val="28"/>
+        </w:rPr>
+      </w:pPr>
+      <w:r>
+        <w:rPr>
+          <w:sz w:val="28"/>
+          <w:szCs w:val="28"/>
+        </w:rPr>
         <w:lastRenderedPageBreak/>
-        <w:t>Таким образом, взаимодействие перечисленных объектов обеспечивает получение измерительной информации, обработку данных, формирование управляющих воздействий и контроль состояния МГТД.</w:t>
-      </w:r>
-    </w:p>
-    <w:p>
-      <w:pPr>
-        <w:ind w:firstLine="0"/>
-        <w:rPr>
-          <w:lang w:val="en-US"/>
-        </w:rPr>
-      </w:pPr>
-    </w:p>
-    <w:p>
-      <w:pPr>
-        <w:pStyle w:val="2"/>
-      </w:pPr>
-      <w:r>
-        <w:tab/>
-      </w:r>
-      <w:r>
         <w:t>6. Таблица описания объектов, классов и атрибутов</w:t>
       </w:r>
     </w:p>
@@ -1502,9 +1642,9 @@
         <w:tblLook w:val="04A0" w:firstRow="1" w:lastRow="0" w:firstColumn="1" w:lastColumn="0" w:noHBand="0" w:noVBand="1"/>
       </w:tblPr>
       <w:tblGrid>
-        <w:gridCol w:w="1440"/>
-        <w:gridCol w:w="1827"/>
-        <w:gridCol w:w="6078"/>
+        <w:gridCol w:w="1442"/>
+        <w:gridCol w:w="1831"/>
+        <w:gridCol w:w="6072"/>
       </w:tblGrid>
       <w:tr>
         <w:tc>
@@ -1732,7 +1872,7 @@
                 <w:szCs w:val="24"/>
                 <w:lang w:val="en-US"/>
               </w:rPr>
-              <w:t>_</w:t>
+              <w:t xml:space="preserve"> </w:t>
             </w:r>
             <w:r>
               <w:rPr>
@@ -1868,25 +2008,23 @@
                 <w:sz w:val="24"/>
                 <w:szCs w:val="24"/>
               </w:rPr>
-              <w:t xml:space="preserve">; </w:t>
-            </w:r>
-            <w:proofErr w:type="spellStart"/>
-            <w:r>
-              <w:rPr>
-                <w:rFonts w:eastAsia="Times New Roman"/>
-                <w:sz w:val="24"/>
-                <w:szCs w:val="24"/>
-              </w:rPr>
-              <w:t>режим_отображения</w:t>
-            </w:r>
-            <w:proofErr w:type="spellEnd"/>
-            <w:r>
-              <w:rPr>
-                <w:rFonts w:eastAsia="Times New Roman"/>
-                <w:sz w:val="24"/>
-                <w:szCs w:val="24"/>
-              </w:rPr>
-              <w:t xml:space="preserve">: </w:t>
+              <w:t>; режим</w:t>
+            </w:r>
+            <w:r>
+              <w:rPr>
+                <w:rFonts w:eastAsia="Times New Roman"/>
+                <w:sz w:val="24"/>
+                <w:szCs w:val="24"/>
+              </w:rPr>
+              <w:t xml:space="preserve"> </w:t>
+            </w:r>
+            <w:r>
+              <w:rPr>
+                <w:rFonts w:eastAsia="Times New Roman"/>
+                <w:sz w:val="24"/>
+                <w:szCs w:val="24"/>
+              </w:rPr>
+              <w:t xml:space="preserve">отображения: </w:t>
             </w:r>
             <w:proofErr w:type="spellStart"/>
             <w:r>
@@ -2025,25 +2163,23 @@
                 <w:sz w:val="24"/>
                 <w:szCs w:val="24"/>
               </w:rPr>
-              <w:t xml:space="preserve">; </w:t>
-            </w:r>
-            <w:proofErr w:type="spellStart"/>
-            <w:r>
-              <w:rPr>
-                <w:rFonts w:eastAsia="Times New Roman"/>
-                <w:sz w:val="24"/>
-                <w:szCs w:val="24"/>
-              </w:rPr>
-              <w:t>значения_параметров</w:t>
-            </w:r>
-            <w:proofErr w:type="spellEnd"/>
-            <w:r>
-              <w:rPr>
-                <w:rFonts w:eastAsia="Times New Roman"/>
-                <w:sz w:val="24"/>
-                <w:szCs w:val="24"/>
-              </w:rPr>
-              <w:t xml:space="preserve">: List; приоритет: </w:t>
+              <w:t>; значения</w:t>
+            </w:r>
+            <w:r>
+              <w:rPr>
+                <w:rFonts w:eastAsia="Times New Roman"/>
+                <w:sz w:val="24"/>
+                <w:szCs w:val="24"/>
+              </w:rPr>
+              <w:t xml:space="preserve"> </w:t>
+            </w:r>
+            <w:r>
+              <w:rPr>
+                <w:rFonts w:eastAsia="Times New Roman"/>
+                <w:sz w:val="24"/>
+                <w:szCs w:val="24"/>
+              </w:rPr>
+              <w:t xml:space="preserve">параметров: List; приоритет: </w:t>
             </w:r>
             <w:proofErr w:type="spellStart"/>
             <w:r>
@@ -2182,25 +2318,23 @@
                 <w:sz w:val="24"/>
                 <w:szCs w:val="24"/>
               </w:rPr>
-              <w:t xml:space="preserve">; </w:t>
-            </w:r>
-            <w:proofErr w:type="spellStart"/>
-            <w:r>
-              <w:rPr>
-                <w:rFonts w:eastAsia="Times New Roman"/>
-                <w:sz w:val="24"/>
-                <w:szCs w:val="24"/>
-              </w:rPr>
-              <w:t>диапазон_измерения</w:t>
-            </w:r>
-            <w:proofErr w:type="spellEnd"/>
-            <w:r>
-              <w:rPr>
-                <w:rFonts w:eastAsia="Times New Roman"/>
-                <w:sz w:val="24"/>
-                <w:szCs w:val="24"/>
-              </w:rPr>
-              <w:t xml:space="preserve">: </w:t>
+              <w:t>; диапазон</w:t>
+            </w:r>
+            <w:r>
+              <w:rPr>
+                <w:rFonts w:eastAsia="Times New Roman"/>
+                <w:sz w:val="24"/>
+                <w:szCs w:val="24"/>
+              </w:rPr>
+              <w:t xml:space="preserve"> </w:t>
+            </w:r>
+            <w:r>
+              <w:rPr>
+                <w:rFonts w:eastAsia="Times New Roman"/>
+                <w:sz w:val="24"/>
+                <w:szCs w:val="24"/>
+              </w:rPr>
+              <w:t xml:space="preserve">измерения: </w:t>
             </w:r>
             <w:proofErr w:type="spellStart"/>
             <w:r>
@@ -2329,7 +2463,23 @@
                 <w:sz w:val="24"/>
                 <w:szCs w:val="24"/>
               </w:rPr>
-              <w:t xml:space="preserve">; </w:t>
+              <w:t>; режим</w:t>
+            </w:r>
+            <w:r>
+              <w:rPr>
+                <w:rFonts w:eastAsia="Times New Roman"/>
+                <w:sz w:val="24"/>
+                <w:szCs w:val="24"/>
+              </w:rPr>
+              <w:t xml:space="preserve"> </w:t>
+            </w:r>
+            <w:r>
+              <w:rPr>
+                <w:rFonts w:eastAsia="Times New Roman"/>
+                <w:sz w:val="24"/>
+                <w:szCs w:val="24"/>
+              </w:rPr>
+              <w:t xml:space="preserve">работы: </w:t>
             </w:r>
             <w:proofErr w:type="spellStart"/>
             <w:r>
@@ -2338,7 +2488,7 @@
                 <w:sz w:val="24"/>
                 <w:szCs w:val="24"/>
               </w:rPr>
-              <w:t>режим_работы</w:t>
+              <w:t>String</w:t>
             </w:r>
             <w:proofErr w:type="spellEnd"/>
             <w:r>
@@ -2347,7 +2497,23 @@
                 <w:sz w:val="24"/>
                 <w:szCs w:val="24"/>
               </w:rPr>
-              <w:t xml:space="preserve">: </w:t>
+              <w:t>; текущее</w:t>
+            </w:r>
+            <w:r>
+              <w:rPr>
+                <w:rFonts w:eastAsia="Times New Roman"/>
+                <w:sz w:val="24"/>
+                <w:szCs w:val="24"/>
+              </w:rPr>
+              <w:t xml:space="preserve"> </w:t>
+            </w:r>
+            <w:r>
+              <w:rPr>
+                <w:rFonts w:eastAsia="Times New Roman"/>
+                <w:sz w:val="24"/>
+                <w:szCs w:val="24"/>
+              </w:rPr>
+              <w:t xml:space="preserve">состояние: </w:t>
             </w:r>
             <w:proofErr w:type="spellStart"/>
             <w:r>
@@ -2365,61 +2531,23 @@
                 <w:sz w:val="24"/>
                 <w:szCs w:val="24"/>
               </w:rPr>
-              <w:t xml:space="preserve">; </w:t>
-            </w:r>
-            <w:proofErr w:type="spellStart"/>
-            <w:r>
-              <w:rPr>
-                <w:rFonts w:eastAsia="Times New Roman"/>
-                <w:sz w:val="24"/>
-                <w:szCs w:val="24"/>
-              </w:rPr>
-              <w:t>текущее_состояние</w:t>
-            </w:r>
-            <w:proofErr w:type="spellEnd"/>
-            <w:r>
-              <w:rPr>
-                <w:rFonts w:eastAsia="Times New Roman"/>
-                <w:sz w:val="24"/>
-                <w:szCs w:val="24"/>
-              </w:rPr>
-              <w:t xml:space="preserve">: </w:t>
-            </w:r>
-            <w:proofErr w:type="spellStart"/>
-            <w:r>
-              <w:rPr>
-                <w:rFonts w:eastAsia="Times New Roman"/>
-                <w:sz w:val="24"/>
-                <w:szCs w:val="24"/>
-              </w:rPr>
-              <w:t>String</w:t>
-            </w:r>
-            <w:proofErr w:type="spellEnd"/>
-            <w:r>
-              <w:rPr>
-                <w:rFonts w:eastAsia="Times New Roman"/>
-                <w:sz w:val="24"/>
-                <w:szCs w:val="24"/>
-              </w:rPr>
-              <w:t xml:space="preserve">; </w:t>
-            </w:r>
-            <w:proofErr w:type="spellStart"/>
-            <w:r>
-              <w:rPr>
-                <w:rFonts w:eastAsia="Times New Roman"/>
-                <w:sz w:val="24"/>
-                <w:szCs w:val="24"/>
-              </w:rPr>
-              <w:t>частота_управления</w:t>
-            </w:r>
-            <w:proofErr w:type="spellEnd"/>
-            <w:r>
-              <w:rPr>
-                <w:rFonts w:eastAsia="Times New Roman"/>
-                <w:sz w:val="24"/>
-                <w:szCs w:val="24"/>
-              </w:rPr>
-              <w:t>: Double</w:t>
+              <w:t>; частота</w:t>
+            </w:r>
+            <w:r>
+              <w:rPr>
+                <w:rFonts w:eastAsia="Times New Roman"/>
+                <w:sz w:val="24"/>
+                <w:szCs w:val="24"/>
+              </w:rPr>
+              <w:t xml:space="preserve"> </w:t>
+            </w:r>
+            <w:r>
+              <w:rPr>
+                <w:rFonts w:eastAsia="Times New Roman"/>
+                <w:sz w:val="24"/>
+                <w:szCs w:val="24"/>
+              </w:rPr>
+              <w:t>управления: Double</w:t>
             </w:r>
           </w:p>
         </w:tc>
@@ -2548,7 +2676,23 @@
                 <w:sz w:val="24"/>
                 <w:szCs w:val="24"/>
               </w:rPr>
-              <w:t xml:space="preserve">; </w:t>
+              <w:t>; диапазон</w:t>
+            </w:r>
+            <w:r>
+              <w:rPr>
+                <w:rFonts w:eastAsia="Times New Roman"/>
+                <w:sz w:val="24"/>
+                <w:szCs w:val="24"/>
+              </w:rPr>
+              <w:t xml:space="preserve"> </w:t>
+            </w:r>
+            <w:r>
+              <w:rPr>
+                <w:rFonts w:eastAsia="Times New Roman"/>
+                <w:sz w:val="24"/>
+                <w:szCs w:val="24"/>
+              </w:rPr>
+              <w:t xml:space="preserve">воздействия: </w:t>
             </w:r>
             <w:proofErr w:type="spellStart"/>
             <w:r>
@@ -2557,7 +2701,7 @@
                 <w:sz w:val="24"/>
                 <w:szCs w:val="24"/>
               </w:rPr>
-              <w:t>диапазон_воздействия</w:t>
+              <w:t>String</w:t>
             </w:r>
             <w:proofErr w:type="spellEnd"/>
             <w:r>
@@ -2566,43 +2710,23 @@
                 <w:sz w:val="24"/>
                 <w:szCs w:val="24"/>
               </w:rPr>
-              <w:t xml:space="preserve">: </w:t>
-            </w:r>
-            <w:proofErr w:type="spellStart"/>
-            <w:r>
-              <w:rPr>
-                <w:rFonts w:eastAsia="Times New Roman"/>
-                <w:sz w:val="24"/>
-                <w:szCs w:val="24"/>
-              </w:rPr>
-              <w:t>String</w:t>
-            </w:r>
-            <w:proofErr w:type="spellEnd"/>
-            <w:r>
-              <w:rPr>
-                <w:rFonts w:eastAsia="Times New Roman"/>
-                <w:sz w:val="24"/>
-                <w:szCs w:val="24"/>
-              </w:rPr>
-              <w:t xml:space="preserve">; </w:t>
-            </w:r>
-            <w:proofErr w:type="spellStart"/>
-            <w:r>
-              <w:rPr>
-                <w:rFonts w:eastAsia="Times New Roman"/>
-                <w:sz w:val="24"/>
-                <w:szCs w:val="24"/>
-              </w:rPr>
-              <w:t>время_срабатывания</w:t>
-            </w:r>
-            <w:proofErr w:type="spellEnd"/>
-            <w:r>
-              <w:rPr>
-                <w:rFonts w:eastAsia="Times New Roman"/>
-                <w:sz w:val="24"/>
-                <w:szCs w:val="24"/>
-              </w:rPr>
-              <w:t>: Double</w:t>
+              <w:t>; время</w:t>
+            </w:r>
+            <w:r>
+              <w:rPr>
+                <w:rFonts w:eastAsia="Times New Roman"/>
+                <w:sz w:val="24"/>
+                <w:szCs w:val="24"/>
+              </w:rPr>
+              <w:t xml:space="preserve"> </w:t>
+            </w:r>
+            <w:r>
+              <w:rPr>
+                <w:rFonts w:eastAsia="Times New Roman"/>
+                <w:sz w:val="24"/>
+                <w:szCs w:val="24"/>
+              </w:rPr>
+              <w:t>срабатывания: Double</w:t>
             </w:r>
           </w:p>
         </w:tc>
@@ -2858,25 +2982,23 @@
                 <w:sz w:val="24"/>
                 <w:szCs w:val="24"/>
               </w:rPr>
-              <w:t xml:space="preserve">; </w:t>
-            </w:r>
-            <w:proofErr w:type="spellStart"/>
-            <w:r>
-              <w:rPr>
-                <w:rFonts w:eastAsia="Times New Roman"/>
-                <w:sz w:val="24"/>
-                <w:szCs w:val="24"/>
-              </w:rPr>
-              <w:t>пороговые_значения</w:t>
-            </w:r>
-            <w:proofErr w:type="spellEnd"/>
-            <w:r>
-              <w:rPr>
-                <w:rFonts w:eastAsia="Times New Roman"/>
-                <w:sz w:val="24"/>
-                <w:szCs w:val="24"/>
-              </w:rPr>
-              <w:t>: List</w:t>
+              <w:t>; пороговые</w:t>
+            </w:r>
+            <w:r>
+              <w:rPr>
+                <w:rFonts w:eastAsia="Times New Roman"/>
+                <w:sz w:val="24"/>
+                <w:szCs w:val="24"/>
+              </w:rPr>
+              <w:t xml:space="preserve"> </w:t>
+            </w:r>
+            <w:r>
+              <w:rPr>
+                <w:rFonts w:eastAsia="Times New Roman"/>
+                <w:sz w:val="24"/>
+                <w:szCs w:val="24"/>
+              </w:rPr>
+              <w:t>значения: List</w:t>
             </w:r>
           </w:p>
         </w:tc>
@@ -3170,25 +3292,23 @@
                 <w:sz w:val="24"/>
                 <w:szCs w:val="24"/>
               </w:rPr>
-              <w:t xml:space="preserve">; </w:t>
-            </w:r>
-            <w:proofErr w:type="spellStart"/>
-            <w:r>
-              <w:rPr>
-                <w:rFonts w:eastAsia="Times New Roman"/>
-                <w:sz w:val="24"/>
-                <w:szCs w:val="24"/>
-              </w:rPr>
-              <w:t>частота_вращения</w:t>
-            </w:r>
-            <w:proofErr w:type="spellEnd"/>
-            <w:r>
-              <w:rPr>
-                <w:rFonts w:eastAsia="Times New Roman"/>
-                <w:sz w:val="24"/>
-                <w:szCs w:val="24"/>
-              </w:rPr>
-              <w:t xml:space="preserve">: Double; </w:t>
+              <w:t>; частота</w:t>
+            </w:r>
+            <w:r>
+              <w:rPr>
+                <w:rFonts w:eastAsia="Times New Roman"/>
+                <w:sz w:val="24"/>
+                <w:szCs w:val="24"/>
+              </w:rPr>
+              <w:t xml:space="preserve"> </w:t>
+            </w:r>
+            <w:r>
+              <w:rPr>
+                <w:rFonts w:eastAsia="Times New Roman"/>
+                <w:sz w:val="24"/>
+                <w:szCs w:val="24"/>
+              </w:rPr>
+              <w:t xml:space="preserve">вращения: Double; </w:t>
             </w:r>
             <w:proofErr w:type="spellStart"/>
             <w:r>
@@ -3263,8 +3383,6 @@
           <w:rFonts w:eastAsia="Times New Roman"/>
           <w:b/>
           <w:bCs/>
-          <w:sz w:val="36"/>
-          <w:szCs w:val="36"/>
         </w:rPr>
       </w:pPr>
       <w:r>
@@ -3272,1649 +3390,6 @@
           <w:rFonts w:eastAsia="Times New Roman"/>
           <w:b/>
           <w:bCs/>
-          <w:sz w:val="36"/>
-          <w:szCs w:val="36"/>
-        </w:rPr>
-        <w:lastRenderedPageBreak/>
-        <w:t>7. Таблица описания ролей и зависимостей</w:t>
-      </w:r>
-    </w:p>
-    <w:p>
-      <w:pPr>
-        <w:suppressAutoHyphens w:val="0"/>
-        <w:spacing w:before="100" w:beforeAutospacing="1" w:after="100" w:afterAutospacing="1" w:line="240" w:lineRule="auto"/>
-        <w:ind w:firstLine="0"/>
-        <w:jc w:val="left"/>
-        <w:rPr>
-          <w:rFonts w:eastAsia="Times New Roman"/>
-          <w:sz w:val="24"/>
-          <w:szCs w:val="24"/>
-        </w:rPr>
-      </w:pPr>
-      <w:r>
-        <w:rPr>
-          <w:rFonts w:eastAsia="Times New Roman"/>
-          <w:sz w:val="24"/>
-          <w:szCs w:val="24"/>
-        </w:rPr>
-        <w:t>В таблице 2 представлены зависимости между классами и объектами, соответствующие связям на диаграмме PDOM (рисунок 1). Для каждой зависимости определены роли взаимодействующих элементов, характер их взаимодействия и кратность.</w:t>
-      </w:r>
-    </w:p>
-    <w:p>
-      <w:pPr>
-        <w:suppressAutoHyphens w:val="0"/>
-        <w:spacing w:before="100" w:beforeAutospacing="1" w:after="100" w:afterAutospacing="1" w:line="240" w:lineRule="auto"/>
-        <w:ind w:firstLine="0"/>
-        <w:jc w:val="left"/>
-        <w:rPr>
-          <w:rFonts w:eastAsia="Times New Roman"/>
-          <w:sz w:val="24"/>
-          <w:szCs w:val="24"/>
-        </w:rPr>
-      </w:pPr>
-      <w:r>
-        <w:rPr>
-          <w:rFonts w:eastAsia="Times New Roman"/>
-          <w:b/>
-          <w:bCs/>
-          <w:sz w:val="24"/>
-          <w:szCs w:val="24"/>
-        </w:rPr>
-        <w:t>Таблица 2 – Описание ролей и зависимостей</w:t>
-      </w:r>
-    </w:p>
-    <w:tbl>
-      <w:tblPr>
-        <w:tblStyle w:val="af8"/>
-        <w:tblW w:w="0" w:type="auto"/>
-        <w:tblLook w:val="04A0" w:firstRow="1" w:lastRow="0" w:firstColumn="1" w:lastColumn="0" w:noHBand="0" w:noVBand="1"/>
-      </w:tblPr>
-      <w:tblGrid>
-        <w:gridCol w:w="1865"/>
-        <w:gridCol w:w="2100"/>
-        <w:gridCol w:w="2413"/>
-        <w:gridCol w:w="1087"/>
-        <w:gridCol w:w="1880"/>
-      </w:tblGrid>
-      <w:tr>
-        <w:tc>
-          <w:tcPr>
-            <w:tcW w:w="0" w:type="auto"/>
-            <w:hideMark/>
-          </w:tcPr>
-          <w:p>
-            <w:pPr>
-              <w:suppressAutoHyphens w:val="0"/>
-              <w:spacing w:line="240" w:lineRule="auto"/>
-              <w:ind w:firstLine="0"/>
-              <w:jc w:val="center"/>
-              <w:rPr>
-                <w:rFonts w:eastAsia="Times New Roman"/>
-                <w:b/>
-                <w:bCs/>
-                <w:sz w:val="24"/>
-                <w:szCs w:val="24"/>
-              </w:rPr>
-            </w:pPr>
-            <w:r>
-              <w:rPr>
-                <w:rFonts w:eastAsia="Times New Roman"/>
-                <w:b/>
-                <w:bCs/>
-                <w:sz w:val="24"/>
-                <w:szCs w:val="24"/>
-              </w:rPr>
-              <w:t>Класс</w:t>
-            </w:r>
-          </w:p>
-        </w:tc>
-        <w:tc>
-          <w:tcPr>
-            <w:tcW w:w="0" w:type="auto"/>
-            <w:hideMark/>
-          </w:tcPr>
-          <w:p>
-            <w:pPr>
-              <w:suppressAutoHyphens w:val="0"/>
-              <w:spacing w:line="240" w:lineRule="auto"/>
-              <w:ind w:firstLine="0"/>
-              <w:jc w:val="center"/>
-              <w:rPr>
-                <w:rFonts w:eastAsia="Times New Roman"/>
-                <w:b/>
-                <w:bCs/>
-                <w:sz w:val="24"/>
-                <w:szCs w:val="24"/>
-              </w:rPr>
-            </w:pPr>
-            <w:r>
-              <w:rPr>
-                <w:rFonts w:eastAsia="Times New Roman"/>
-                <w:b/>
-                <w:bCs/>
-                <w:sz w:val="24"/>
-                <w:szCs w:val="24"/>
-              </w:rPr>
-              <w:t>Роль</w:t>
-            </w:r>
-          </w:p>
-        </w:tc>
-        <w:tc>
-          <w:tcPr>
-            <w:tcW w:w="0" w:type="auto"/>
-            <w:hideMark/>
-          </w:tcPr>
-          <w:p>
-            <w:pPr>
-              <w:suppressAutoHyphens w:val="0"/>
-              <w:spacing w:line="240" w:lineRule="auto"/>
-              <w:ind w:firstLine="0"/>
-              <w:jc w:val="center"/>
-              <w:rPr>
-                <w:rFonts w:eastAsia="Times New Roman"/>
-                <w:b/>
-                <w:bCs/>
-                <w:sz w:val="24"/>
-                <w:szCs w:val="24"/>
-              </w:rPr>
-            </w:pPr>
-            <w:r>
-              <w:rPr>
-                <w:rFonts w:eastAsia="Times New Roman"/>
-                <w:b/>
-                <w:bCs/>
-                <w:sz w:val="24"/>
-                <w:szCs w:val="24"/>
-              </w:rPr>
-              <w:t>Зависимость</w:t>
-            </w:r>
-          </w:p>
-        </w:tc>
-        <w:tc>
-          <w:tcPr>
-            <w:tcW w:w="0" w:type="auto"/>
-            <w:hideMark/>
-          </w:tcPr>
-          <w:p>
-            <w:pPr>
-              <w:suppressAutoHyphens w:val="0"/>
-              <w:spacing w:line="240" w:lineRule="auto"/>
-              <w:ind w:firstLine="0"/>
-              <w:jc w:val="center"/>
-              <w:rPr>
-                <w:rFonts w:eastAsia="Times New Roman"/>
-                <w:b/>
-                <w:bCs/>
-                <w:sz w:val="24"/>
-                <w:szCs w:val="24"/>
-              </w:rPr>
-            </w:pPr>
-            <w:r>
-              <w:rPr>
-                <w:rFonts w:eastAsia="Times New Roman"/>
-                <w:b/>
-                <w:bCs/>
-                <w:sz w:val="24"/>
-                <w:szCs w:val="24"/>
-              </w:rPr>
-              <w:t>Кратность</w:t>
-            </w:r>
-          </w:p>
-        </w:tc>
-        <w:tc>
-          <w:tcPr>
-            <w:tcW w:w="0" w:type="auto"/>
-            <w:hideMark/>
-          </w:tcPr>
-          <w:p>
-            <w:pPr>
-              <w:suppressAutoHyphens w:val="0"/>
-              <w:spacing w:line="240" w:lineRule="auto"/>
-              <w:ind w:firstLine="0"/>
-              <w:jc w:val="center"/>
-              <w:rPr>
-                <w:rFonts w:eastAsia="Times New Roman"/>
-                <w:b/>
-                <w:bCs/>
-                <w:sz w:val="24"/>
-                <w:szCs w:val="24"/>
-              </w:rPr>
-            </w:pPr>
-            <w:r>
-              <w:rPr>
-                <w:rFonts w:eastAsia="Times New Roman"/>
-                <w:b/>
-                <w:bCs/>
-                <w:sz w:val="24"/>
-                <w:szCs w:val="24"/>
-              </w:rPr>
-              <w:t>Класс</w:t>
-            </w:r>
-          </w:p>
-        </w:tc>
-      </w:tr>
-      <w:tr>
-        <w:tc>
-          <w:tcPr>
-            <w:tcW w:w="0" w:type="auto"/>
-            <w:hideMark/>
-          </w:tcPr>
-          <w:p>
-            <w:pPr>
-              <w:suppressAutoHyphens w:val="0"/>
-              <w:spacing w:line="240" w:lineRule="auto"/>
-              <w:ind w:firstLine="0"/>
-              <w:jc w:val="left"/>
-              <w:rPr>
-                <w:rFonts w:eastAsia="Times New Roman"/>
-                <w:sz w:val="24"/>
-                <w:szCs w:val="24"/>
-              </w:rPr>
-            </w:pPr>
-            <w:r>
-              <w:rPr>
-                <w:rFonts w:eastAsia="Times New Roman"/>
-                <w:sz w:val="24"/>
-                <w:szCs w:val="24"/>
-              </w:rPr>
-              <w:t>Пользователь</w:t>
-            </w:r>
-          </w:p>
-        </w:tc>
-        <w:tc>
-          <w:tcPr>
-            <w:tcW w:w="0" w:type="auto"/>
-            <w:hideMark/>
-          </w:tcPr>
-          <w:p>
-            <w:pPr>
-              <w:suppressAutoHyphens w:val="0"/>
-              <w:spacing w:line="240" w:lineRule="auto"/>
-              <w:ind w:firstLine="0"/>
-              <w:jc w:val="left"/>
-              <w:rPr>
-                <w:rFonts w:eastAsia="Times New Roman"/>
-                <w:sz w:val="24"/>
-                <w:szCs w:val="24"/>
-              </w:rPr>
-            </w:pPr>
-            <w:r>
-              <w:rPr>
-                <w:rFonts w:eastAsia="Times New Roman"/>
-                <w:sz w:val="24"/>
-                <w:szCs w:val="24"/>
-              </w:rPr>
-              <w:t>Оператор</w:t>
-            </w:r>
-          </w:p>
-        </w:tc>
-        <w:tc>
-          <w:tcPr>
-            <w:tcW w:w="0" w:type="auto"/>
-            <w:hideMark/>
-          </w:tcPr>
-          <w:p>
-            <w:pPr>
-              <w:suppressAutoHyphens w:val="0"/>
-              <w:spacing w:line="240" w:lineRule="auto"/>
-              <w:ind w:firstLine="0"/>
-              <w:jc w:val="left"/>
-              <w:rPr>
-                <w:rFonts w:eastAsia="Times New Roman"/>
-                <w:sz w:val="24"/>
-                <w:szCs w:val="24"/>
-              </w:rPr>
-            </w:pPr>
-            <w:r>
-              <w:rPr>
-                <w:rFonts w:eastAsia="Times New Roman"/>
-                <w:sz w:val="24"/>
-                <w:szCs w:val="24"/>
-              </w:rPr>
-              <w:t>Работает с</w:t>
-            </w:r>
-          </w:p>
-        </w:tc>
-        <w:tc>
-          <w:tcPr>
-            <w:tcW w:w="0" w:type="auto"/>
-            <w:hideMark/>
-          </w:tcPr>
-          <w:p>
-            <w:pPr>
-              <w:suppressAutoHyphens w:val="0"/>
-              <w:spacing w:line="240" w:lineRule="auto"/>
-              <w:ind w:firstLine="0"/>
-              <w:jc w:val="left"/>
-              <w:rPr>
-                <w:rFonts w:eastAsia="Times New Roman"/>
-                <w:sz w:val="24"/>
-                <w:szCs w:val="24"/>
-              </w:rPr>
-            </w:pPr>
-            <w:r>
-              <w:rPr>
-                <w:rFonts w:eastAsia="Times New Roman"/>
-                <w:sz w:val="24"/>
-                <w:szCs w:val="24"/>
-              </w:rPr>
-              <w:t>1 – 1</w:t>
-            </w:r>
-          </w:p>
-        </w:tc>
-        <w:tc>
-          <w:tcPr>
-            <w:tcW w:w="0" w:type="auto"/>
-            <w:hideMark/>
-          </w:tcPr>
-          <w:p>
-            <w:pPr>
-              <w:suppressAutoHyphens w:val="0"/>
-              <w:spacing w:line="240" w:lineRule="auto"/>
-              <w:ind w:firstLine="0"/>
-              <w:jc w:val="left"/>
-              <w:rPr>
-                <w:rFonts w:eastAsia="Times New Roman"/>
-                <w:sz w:val="24"/>
-                <w:szCs w:val="24"/>
-              </w:rPr>
-            </w:pPr>
-            <w:r>
-              <w:rPr>
-                <w:rFonts w:eastAsia="Times New Roman"/>
-                <w:sz w:val="24"/>
-                <w:szCs w:val="24"/>
-              </w:rPr>
-              <w:t>Графический интерфейс</w:t>
-            </w:r>
-          </w:p>
-        </w:tc>
-      </w:tr>
-      <w:tr>
-        <w:tc>
-          <w:tcPr>
-            <w:tcW w:w="0" w:type="auto"/>
-            <w:hideMark/>
-          </w:tcPr>
-          <w:p>
-            <w:pPr>
-              <w:suppressAutoHyphens w:val="0"/>
-              <w:spacing w:line="240" w:lineRule="auto"/>
-              <w:ind w:firstLine="0"/>
-              <w:jc w:val="left"/>
-              <w:rPr>
-                <w:rFonts w:eastAsia="Times New Roman"/>
-                <w:sz w:val="24"/>
-                <w:szCs w:val="24"/>
-              </w:rPr>
-            </w:pPr>
-            <w:r>
-              <w:rPr>
-                <w:rFonts w:eastAsia="Times New Roman"/>
-                <w:sz w:val="24"/>
-                <w:szCs w:val="24"/>
-              </w:rPr>
-              <w:t>Графический интерфейс</w:t>
-            </w:r>
-          </w:p>
-        </w:tc>
-        <w:tc>
-          <w:tcPr>
-            <w:tcW w:w="0" w:type="auto"/>
-            <w:hideMark/>
-          </w:tcPr>
-          <w:p>
-            <w:pPr>
-              <w:suppressAutoHyphens w:val="0"/>
-              <w:spacing w:line="240" w:lineRule="auto"/>
-              <w:ind w:firstLine="0"/>
-              <w:jc w:val="left"/>
-              <w:rPr>
-                <w:rFonts w:eastAsia="Times New Roman"/>
-                <w:sz w:val="24"/>
-                <w:szCs w:val="24"/>
-              </w:rPr>
-            </w:pPr>
-            <w:r>
-              <w:rPr>
-                <w:rFonts w:eastAsia="Times New Roman"/>
-                <w:sz w:val="24"/>
-                <w:szCs w:val="24"/>
-              </w:rPr>
-              <w:t>Интерфейс оператора</w:t>
-            </w:r>
-          </w:p>
-        </w:tc>
-        <w:tc>
-          <w:tcPr>
-            <w:tcW w:w="0" w:type="auto"/>
-            <w:hideMark/>
-          </w:tcPr>
-          <w:p>
-            <w:pPr>
-              <w:suppressAutoHyphens w:val="0"/>
-              <w:spacing w:line="240" w:lineRule="auto"/>
-              <w:ind w:firstLine="0"/>
-              <w:jc w:val="left"/>
-              <w:rPr>
-                <w:rFonts w:eastAsia="Times New Roman"/>
-                <w:sz w:val="24"/>
-                <w:szCs w:val="24"/>
-              </w:rPr>
-            </w:pPr>
-            <w:r>
-              <w:rPr>
-                <w:rFonts w:eastAsia="Times New Roman"/>
-                <w:sz w:val="24"/>
-                <w:szCs w:val="24"/>
-              </w:rPr>
-              <w:t>Формирует</w:t>
-            </w:r>
-          </w:p>
-        </w:tc>
-        <w:tc>
-          <w:tcPr>
-            <w:tcW w:w="0" w:type="auto"/>
-            <w:hideMark/>
-          </w:tcPr>
-          <w:p>
-            <w:pPr>
-              <w:suppressAutoHyphens w:val="0"/>
-              <w:spacing w:line="240" w:lineRule="auto"/>
-              <w:ind w:firstLine="0"/>
-              <w:jc w:val="left"/>
-              <w:rPr>
-                <w:rFonts w:eastAsia="Times New Roman"/>
-                <w:sz w:val="24"/>
-                <w:szCs w:val="24"/>
-              </w:rPr>
-            </w:pPr>
-            <w:r>
-              <w:rPr>
-                <w:rFonts w:eastAsia="Times New Roman"/>
-                <w:sz w:val="24"/>
-                <w:szCs w:val="24"/>
-              </w:rPr>
-              <w:t xml:space="preserve">1 – </w:t>
-            </w:r>
-            <w:proofErr w:type="gramStart"/>
-            <w:r>
-              <w:rPr>
-                <w:rFonts w:eastAsia="Times New Roman"/>
-                <w:sz w:val="24"/>
-                <w:szCs w:val="24"/>
-              </w:rPr>
-              <w:t>0..</w:t>
-            </w:r>
-            <w:proofErr w:type="gramEnd"/>
-            <w:r>
-              <w:rPr>
-                <w:rFonts w:eastAsia="Times New Roman"/>
-                <w:sz w:val="24"/>
-                <w:szCs w:val="24"/>
-              </w:rPr>
-              <w:t>*</w:t>
-            </w:r>
-          </w:p>
-        </w:tc>
-        <w:tc>
-          <w:tcPr>
-            <w:tcW w:w="0" w:type="auto"/>
-            <w:hideMark/>
-          </w:tcPr>
-          <w:p>
-            <w:pPr>
-              <w:suppressAutoHyphens w:val="0"/>
-              <w:spacing w:line="240" w:lineRule="auto"/>
-              <w:ind w:firstLine="0"/>
-              <w:jc w:val="left"/>
-              <w:rPr>
-                <w:rFonts w:eastAsia="Times New Roman"/>
-                <w:sz w:val="24"/>
-                <w:szCs w:val="24"/>
-              </w:rPr>
-            </w:pPr>
-            <w:r>
-              <w:rPr>
-                <w:rFonts w:eastAsia="Times New Roman"/>
-                <w:sz w:val="24"/>
-                <w:szCs w:val="24"/>
-              </w:rPr>
-              <w:t>Задание режима</w:t>
-            </w:r>
-          </w:p>
-        </w:tc>
-      </w:tr>
-      <w:tr>
-        <w:tc>
-          <w:tcPr>
-            <w:tcW w:w="0" w:type="auto"/>
-            <w:hideMark/>
-          </w:tcPr>
-          <w:p>
-            <w:pPr>
-              <w:suppressAutoHyphens w:val="0"/>
-              <w:spacing w:line="240" w:lineRule="auto"/>
-              <w:ind w:firstLine="0"/>
-              <w:jc w:val="left"/>
-              <w:rPr>
-                <w:rFonts w:eastAsia="Times New Roman"/>
-                <w:sz w:val="24"/>
-                <w:szCs w:val="24"/>
-              </w:rPr>
-            </w:pPr>
-            <w:r>
-              <w:rPr>
-                <w:rFonts w:eastAsia="Times New Roman"/>
-                <w:sz w:val="24"/>
-                <w:szCs w:val="24"/>
-              </w:rPr>
-              <w:t>Графический интерфейс</w:t>
-            </w:r>
-          </w:p>
-        </w:tc>
-        <w:tc>
-          <w:tcPr>
-            <w:tcW w:w="0" w:type="auto"/>
-            <w:hideMark/>
-          </w:tcPr>
-          <w:p>
-            <w:pPr>
-              <w:suppressAutoHyphens w:val="0"/>
-              <w:spacing w:line="240" w:lineRule="auto"/>
-              <w:ind w:firstLine="0"/>
-              <w:jc w:val="left"/>
-              <w:rPr>
-                <w:rFonts w:eastAsia="Times New Roman"/>
-                <w:sz w:val="24"/>
-                <w:szCs w:val="24"/>
-              </w:rPr>
-            </w:pPr>
-            <w:r>
-              <w:rPr>
-                <w:rFonts w:eastAsia="Times New Roman"/>
-                <w:sz w:val="24"/>
-                <w:szCs w:val="24"/>
-              </w:rPr>
-              <w:t>Средство взаимодействия</w:t>
-            </w:r>
-          </w:p>
-        </w:tc>
-        <w:tc>
-          <w:tcPr>
-            <w:tcW w:w="0" w:type="auto"/>
-            <w:hideMark/>
-          </w:tcPr>
-          <w:p>
-            <w:pPr>
-              <w:suppressAutoHyphens w:val="0"/>
-              <w:spacing w:line="240" w:lineRule="auto"/>
-              <w:ind w:firstLine="0"/>
-              <w:jc w:val="left"/>
-              <w:rPr>
-                <w:rFonts w:eastAsia="Times New Roman"/>
-                <w:sz w:val="24"/>
-                <w:szCs w:val="24"/>
-              </w:rPr>
-            </w:pPr>
-            <w:r>
-              <w:rPr>
-                <w:rFonts w:eastAsia="Times New Roman"/>
-                <w:sz w:val="24"/>
-                <w:szCs w:val="24"/>
-              </w:rPr>
-              <w:t>Передает команды и получает данные</w:t>
-            </w:r>
-          </w:p>
-        </w:tc>
-        <w:tc>
-          <w:tcPr>
-            <w:tcW w:w="0" w:type="auto"/>
-            <w:hideMark/>
-          </w:tcPr>
-          <w:p>
-            <w:pPr>
-              <w:suppressAutoHyphens w:val="0"/>
-              <w:spacing w:line="240" w:lineRule="auto"/>
-              <w:ind w:firstLine="0"/>
-              <w:jc w:val="left"/>
-              <w:rPr>
-                <w:rFonts w:eastAsia="Times New Roman"/>
-                <w:sz w:val="24"/>
-                <w:szCs w:val="24"/>
-              </w:rPr>
-            </w:pPr>
-            <w:r>
-              <w:rPr>
-                <w:rFonts w:eastAsia="Times New Roman"/>
-                <w:sz w:val="24"/>
-                <w:szCs w:val="24"/>
-              </w:rPr>
-              <w:t>1 – 1</w:t>
-            </w:r>
-          </w:p>
-        </w:tc>
-        <w:tc>
-          <w:tcPr>
-            <w:tcW w:w="0" w:type="auto"/>
-            <w:hideMark/>
-          </w:tcPr>
-          <w:p>
-            <w:pPr>
-              <w:suppressAutoHyphens w:val="0"/>
-              <w:spacing w:line="240" w:lineRule="auto"/>
-              <w:ind w:firstLine="0"/>
-              <w:jc w:val="left"/>
-              <w:rPr>
-                <w:rFonts w:eastAsia="Times New Roman"/>
-                <w:sz w:val="24"/>
-                <w:szCs w:val="24"/>
-              </w:rPr>
-            </w:pPr>
-            <w:r>
-              <w:rPr>
-                <w:rFonts w:eastAsia="Times New Roman"/>
-                <w:sz w:val="24"/>
-                <w:szCs w:val="24"/>
-              </w:rPr>
-              <w:t>САУ МГТД</w:t>
-            </w:r>
-          </w:p>
-        </w:tc>
-      </w:tr>
-      <w:tr>
-        <w:tc>
-          <w:tcPr>
-            <w:tcW w:w="0" w:type="auto"/>
-            <w:hideMark/>
-          </w:tcPr>
-          <w:p>
-            <w:pPr>
-              <w:suppressAutoHyphens w:val="0"/>
-              <w:spacing w:line="240" w:lineRule="auto"/>
-              <w:ind w:firstLine="0"/>
-              <w:jc w:val="left"/>
-              <w:rPr>
-                <w:rFonts w:eastAsia="Times New Roman"/>
-                <w:sz w:val="24"/>
-                <w:szCs w:val="24"/>
-              </w:rPr>
-            </w:pPr>
-            <w:r>
-              <w:rPr>
-                <w:rFonts w:eastAsia="Times New Roman"/>
-                <w:sz w:val="24"/>
-                <w:szCs w:val="24"/>
-              </w:rPr>
-              <w:t>Датчик</w:t>
-            </w:r>
-          </w:p>
-        </w:tc>
-        <w:tc>
-          <w:tcPr>
-            <w:tcW w:w="0" w:type="auto"/>
-            <w:hideMark/>
-          </w:tcPr>
-          <w:p>
-            <w:pPr>
-              <w:suppressAutoHyphens w:val="0"/>
-              <w:spacing w:line="240" w:lineRule="auto"/>
-              <w:ind w:firstLine="0"/>
-              <w:jc w:val="left"/>
-              <w:rPr>
-                <w:rFonts w:eastAsia="Times New Roman"/>
-                <w:sz w:val="24"/>
-                <w:szCs w:val="24"/>
-              </w:rPr>
-            </w:pPr>
-            <w:r>
-              <w:rPr>
-                <w:rFonts w:eastAsia="Times New Roman"/>
-                <w:sz w:val="24"/>
-                <w:szCs w:val="24"/>
-              </w:rPr>
-              <w:t>Источник измерений</w:t>
-            </w:r>
-          </w:p>
-        </w:tc>
-        <w:tc>
-          <w:tcPr>
-            <w:tcW w:w="0" w:type="auto"/>
-            <w:hideMark/>
-          </w:tcPr>
-          <w:p>
-            <w:pPr>
-              <w:suppressAutoHyphens w:val="0"/>
-              <w:spacing w:line="240" w:lineRule="auto"/>
-              <w:ind w:firstLine="0"/>
-              <w:jc w:val="left"/>
-              <w:rPr>
-                <w:rFonts w:eastAsia="Times New Roman"/>
-                <w:sz w:val="24"/>
-                <w:szCs w:val="24"/>
-              </w:rPr>
-            </w:pPr>
-            <w:r>
-              <w:rPr>
-                <w:rFonts w:eastAsia="Times New Roman"/>
-                <w:sz w:val="24"/>
-                <w:szCs w:val="24"/>
-              </w:rPr>
-              <w:t>Передает измерения</w:t>
-            </w:r>
-          </w:p>
-        </w:tc>
-        <w:tc>
-          <w:tcPr>
-            <w:tcW w:w="0" w:type="auto"/>
-            <w:hideMark/>
-          </w:tcPr>
-          <w:p>
-            <w:pPr>
-              <w:suppressAutoHyphens w:val="0"/>
-              <w:spacing w:line="240" w:lineRule="auto"/>
-              <w:ind w:firstLine="0"/>
-              <w:jc w:val="left"/>
-              <w:rPr>
-                <w:rFonts w:eastAsia="Times New Roman"/>
-                <w:sz w:val="24"/>
-                <w:szCs w:val="24"/>
-              </w:rPr>
-            </w:pPr>
-            <w:proofErr w:type="gramStart"/>
-            <w:r>
-              <w:rPr>
-                <w:rFonts w:eastAsia="Times New Roman"/>
-                <w:sz w:val="24"/>
-                <w:szCs w:val="24"/>
-              </w:rPr>
-              <w:t>1..*</w:t>
-            </w:r>
-            <w:proofErr w:type="gramEnd"/>
-            <w:r>
-              <w:rPr>
-                <w:rFonts w:eastAsia="Times New Roman"/>
-                <w:sz w:val="24"/>
-                <w:szCs w:val="24"/>
-              </w:rPr>
-              <w:t xml:space="preserve"> – 1</w:t>
-            </w:r>
-          </w:p>
-        </w:tc>
-        <w:tc>
-          <w:tcPr>
-            <w:tcW w:w="0" w:type="auto"/>
-            <w:hideMark/>
-          </w:tcPr>
-          <w:p>
-            <w:pPr>
-              <w:suppressAutoHyphens w:val="0"/>
-              <w:spacing w:line="240" w:lineRule="auto"/>
-              <w:ind w:firstLine="0"/>
-              <w:jc w:val="left"/>
-              <w:rPr>
-                <w:rFonts w:eastAsia="Times New Roman"/>
-                <w:sz w:val="24"/>
-                <w:szCs w:val="24"/>
-              </w:rPr>
-            </w:pPr>
-            <w:r>
-              <w:rPr>
-                <w:rFonts w:eastAsia="Times New Roman"/>
-                <w:sz w:val="24"/>
-                <w:szCs w:val="24"/>
-              </w:rPr>
-              <w:t>САУ МГТД</w:t>
-            </w:r>
-          </w:p>
-        </w:tc>
-      </w:tr>
-      <w:tr>
-        <w:tc>
-          <w:tcPr>
-            <w:tcW w:w="0" w:type="auto"/>
-            <w:hideMark/>
-          </w:tcPr>
-          <w:p>
-            <w:pPr>
-              <w:suppressAutoHyphens w:val="0"/>
-              <w:spacing w:line="240" w:lineRule="auto"/>
-              <w:ind w:firstLine="0"/>
-              <w:jc w:val="left"/>
-              <w:rPr>
-                <w:rFonts w:eastAsia="Times New Roman"/>
-                <w:sz w:val="24"/>
-                <w:szCs w:val="24"/>
-              </w:rPr>
-            </w:pPr>
-            <w:r>
-              <w:rPr>
-                <w:rFonts w:eastAsia="Times New Roman"/>
-                <w:sz w:val="24"/>
-                <w:szCs w:val="24"/>
-              </w:rPr>
-              <w:t>САУ МГТД</w:t>
-            </w:r>
-          </w:p>
-        </w:tc>
-        <w:tc>
-          <w:tcPr>
-            <w:tcW w:w="0" w:type="auto"/>
-            <w:hideMark/>
-          </w:tcPr>
-          <w:p>
-            <w:pPr>
-              <w:suppressAutoHyphens w:val="0"/>
-              <w:spacing w:line="240" w:lineRule="auto"/>
-              <w:ind w:firstLine="0"/>
-              <w:jc w:val="left"/>
-              <w:rPr>
-                <w:rFonts w:eastAsia="Times New Roman"/>
-                <w:sz w:val="24"/>
-                <w:szCs w:val="24"/>
-              </w:rPr>
-            </w:pPr>
-            <w:r>
-              <w:rPr>
-                <w:rFonts w:eastAsia="Times New Roman"/>
-                <w:sz w:val="24"/>
-                <w:szCs w:val="24"/>
-              </w:rPr>
-              <w:t>Управляющая система</w:t>
-            </w:r>
-          </w:p>
-        </w:tc>
-        <w:tc>
-          <w:tcPr>
-            <w:tcW w:w="0" w:type="auto"/>
-            <w:hideMark/>
-          </w:tcPr>
-          <w:p>
-            <w:pPr>
-              <w:suppressAutoHyphens w:val="0"/>
-              <w:spacing w:line="240" w:lineRule="auto"/>
-              <w:ind w:firstLine="0"/>
-              <w:jc w:val="left"/>
-              <w:rPr>
-                <w:rFonts w:eastAsia="Times New Roman"/>
-                <w:sz w:val="24"/>
-                <w:szCs w:val="24"/>
-              </w:rPr>
-            </w:pPr>
-            <w:r>
-              <w:rPr>
-                <w:rFonts w:eastAsia="Times New Roman"/>
-                <w:sz w:val="24"/>
-                <w:szCs w:val="24"/>
-              </w:rPr>
-              <w:t>Управляет</w:t>
-            </w:r>
-          </w:p>
-        </w:tc>
-        <w:tc>
-          <w:tcPr>
-            <w:tcW w:w="0" w:type="auto"/>
-            <w:hideMark/>
-          </w:tcPr>
-          <w:p>
-            <w:pPr>
-              <w:suppressAutoHyphens w:val="0"/>
-              <w:spacing w:line="240" w:lineRule="auto"/>
-              <w:ind w:firstLine="0"/>
-              <w:jc w:val="left"/>
-              <w:rPr>
-                <w:rFonts w:eastAsia="Times New Roman"/>
-                <w:sz w:val="24"/>
-                <w:szCs w:val="24"/>
-              </w:rPr>
-            </w:pPr>
-            <w:r>
-              <w:rPr>
-                <w:rFonts w:eastAsia="Times New Roman"/>
-                <w:sz w:val="24"/>
-                <w:szCs w:val="24"/>
-              </w:rPr>
-              <w:t xml:space="preserve">1 – </w:t>
-            </w:r>
-            <w:proofErr w:type="gramStart"/>
-            <w:r>
-              <w:rPr>
-                <w:rFonts w:eastAsia="Times New Roman"/>
-                <w:sz w:val="24"/>
-                <w:szCs w:val="24"/>
-              </w:rPr>
-              <w:t>1..</w:t>
-            </w:r>
-            <w:proofErr w:type="gramEnd"/>
-            <w:r>
-              <w:rPr>
-                <w:rFonts w:eastAsia="Times New Roman"/>
-                <w:sz w:val="24"/>
-                <w:szCs w:val="24"/>
-              </w:rPr>
-              <w:t>*</w:t>
-            </w:r>
-          </w:p>
-        </w:tc>
-        <w:tc>
-          <w:tcPr>
-            <w:tcW w:w="0" w:type="auto"/>
-            <w:hideMark/>
-          </w:tcPr>
-          <w:p>
-            <w:pPr>
-              <w:suppressAutoHyphens w:val="0"/>
-              <w:spacing w:line="240" w:lineRule="auto"/>
-              <w:ind w:firstLine="0"/>
-              <w:jc w:val="left"/>
-              <w:rPr>
-                <w:rFonts w:eastAsia="Times New Roman"/>
-                <w:sz w:val="24"/>
-                <w:szCs w:val="24"/>
-              </w:rPr>
-            </w:pPr>
-            <w:r>
-              <w:rPr>
-                <w:rFonts w:eastAsia="Times New Roman"/>
-                <w:sz w:val="24"/>
-                <w:szCs w:val="24"/>
-              </w:rPr>
-              <w:t>Исполнительный механизм</w:t>
-            </w:r>
-          </w:p>
-        </w:tc>
-      </w:tr>
-      <w:tr>
-        <w:tc>
-          <w:tcPr>
-            <w:tcW w:w="0" w:type="auto"/>
-            <w:hideMark/>
-          </w:tcPr>
-          <w:p>
-            <w:pPr>
-              <w:suppressAutoHyphens w:val="0"/>
-              <w:spacing w:line="240" w:lineRule="auto"/>
-              <w:ind w:firstLine="0"/>
-              <w:jc w:val="left"/>
-              <w:rPr>
-                <w:rFonts w:eastAsia="Times New Roman"/>
-                <w:sz w:val="24"/>
-                <w:szCs w:val="24"/>
-              </w:rPr>
-            </w:pPr>
-            <w:r>
-              <w:rPr>
-                <w:rFonts w:eastAsia="Times New Roman"/>
-                <w:sz w:val="24"/>
-                <w:szCs w:val="24"/>
-              </w:rPr>
-              <w:t>САУ МГТД</w:t>
-            </w:r>
-          </w:p>
-        </w:tc>
-        <w:tc>
-          <w:tcPr>
-            <w:tcW w:w="0" w:type="auto"/>
-            <w:hideMark/>
-          </w:tcPr>
-          <w:p>
-            <w:pPr>
-              <w:suppressAutoHyphens w:val="0"/>
-              <w:spacing w:line="240" w:lineRule="auto"/>
-              <w:ind w:firstLine="0"/>
-              <w:jc w:val="left"/>
-              <w:rPr>
-                <w:rFonts w:eastAsia="Times New Roman"/>
-                <w:sz w:val="24"/>
-                <w:szCs w:val="24"/>
-              </w:rPr>
-            </w:pPr>
-            <w:r>
-              <w:rPr>
-                <w:rFonts w:eastAsia="Times New Roman"/>
-                <w:sz w:val="24"/>
-                <w:szCs w:val="24"/>
-              </w:rPr>
-              <w:t>Управляющая система</w:t>
-            </w:r>
-          </w:p>
-        </w:tc>
-        <w:tc>
-          <w:tcPr>
-            <w:tcW w:w="0" w:type="auto"/>
-            <w:hideMark/>
-          </w:tcPr>
-          <w:p>
-            <w:pPr>
-              <w:suppressAutoHyphens w:val="0"/>
-              <w:spacing w:line="240" w:lineRule="auto"/>
-              <w:ind w:firstLine="0"/>
-              <w:jc w:val="left"/>
-              <w:rPr>
-                <w:rFonts w:eastAsia="Times New Roman"/>
-                <w:sz w:val="24"/>
-                <w:szCs w:val="24"/>
-              </w:rPr>
-            </w:pPr>
-            <w:r>
-              <w:rPr>
-                <w:rFonts w:eastAsia="Times New Roman"/>
-                <w:sz w:val="24"/>
-                <w:szCs w:val="24"/>
-              </w:rPr>
-              <w:t>Управляет работой</w:t>
-            </w:r>
-          </w:p>
-        </w:tc>
-        <w:tc>
-          <w:tcPr>
-            <w:tcW w:w="0" w:type="auto"/>
-            <w:hideMark/>
-          </w:tcPr>
-          <w:p>
-            <w:pPr>
-              <w:suppressAutoHyphens w:val="0"/>
-              <w:spacing w:line="240" w:lineRule="auto"/>
-              <w:ind w:firstLine="0"/>
-              <w:jc w:val="left"/>
-              <w:rPr>
-                <w:rFonts w:eastAsia="Times New Roman"/>
-                <w:sz w:val="24"/>
-                <w:szCs w:val="24"/>
-              </w:rPr>
-            </w:pPr>
-            <w:r>
-              <w:rPr>
-                <w:rFonts w:eastAsia="Times New Roman"/>
-                <w:sz w:val="24"/>
-                <w:szCs w:val="24"/>
-              </w:rPr>
-              <w:t>1 – 1</w:t>
-            </w:r>
-          </w:p>
-        </w:tc>
-        <w:tc>
-          <w:tcPr>
-            <w:tcW w:w="0" w:type="auto"/>
-            <w:hideMark/>
-          </w:tcPr>
-          <w:p>
-            <w:pPr>
-              <w:suppressAutoHyphens w:val="0"/>
-              <w:spacing w:line="240" w:lineRule="auto"/>
-              <w:ind w:firstLine="0"/>
-              <w:jc w:val="left"/>
-              <w:rPr>
-                <w:rFonts w:eastAsia="Times New Roman"/>
-                <w:sz w:val="24"/>
-                <w:szCs w:val="24"/>
-              </w:rPr>
-            </w:pPr>
-            <w:r>
-              <w:rPr>
-                <w:rFonts w:eastAsia="Times New Roman"/>
-                <w:sz w:val="24"/>
-                <w:szCs w:val="24"/>
-              </w:rPr>
-              <w:t>МГТД</w:t>
-            </w:r>
-          </w:p>
-        </w:tc>
-      </w:tr>
-      <w:tr>
-        <w:tc>
-          <w:tcPr>
-            <w:tcW w:w="0" w:type="auto"/>
-            <w:hideMark/>
-          </w:tcPr>
-          <w:p>
-            <w:pPr>
-              <w:suppressAutoHyphens w:val="0"/>
-              <w:spacing w:line="240" w:lineRule="auto"/>
-              <w:ind w:firstLine="0"/>
-              <w:jc w:val="left"/>
-              <w:rPr>
-                <w:rFonts w:eastAsia="Times New Roman"/>
-                <w:sz w:val="24"/>
-                <w:szCs w:val="24"/>
-              </w:rPr>
-            </w:pPr>
-            <w:r>
-              <w:rPr>
-                <w:rFonts w:eastAsia="Times New Roman"/>
-                <w:sz w:val="24"/>
-                <w:szCs w:val="24"/>
-              </w:rPr>
-              <w:t>САУ МГТД</w:t>
-            </w:r>
-          </w:p>
-        </w:tc>
-        <w:tc>
-          <w:tcPr>
-            <w:tcW w:w="0" w:type="auto"/>
-            <w:hideMark/>
-          </w:tcPr>
-          <w:p>
-            <w:pPr>
-              <w:suppressAutoHyphens w:val="0"/>
-              <w:spacing w:line="240" w:lineRule="auto"/>
-              <w:ind w:firstLine="0"/>
-              <w:jc w:val="left"/>
-              <w:rPr>
-                <w:rFonts w:eastAsia="Times New Roman"/>
-                <w:sz w:val="24"/>
-                <w:szCs w:val="24"/>
-              </w:rPr>
-            </w:pPr>
-            <w:r>
-              <w:rPr>
-                <w:rFonts w:eastAsia="Times New Roman"/>
-                <w:sz w:val="24"/>
-                <w:szCs w:val="24"/>
-              </w:rPr>
-              <w:t>Управляющая система</w:t>
-            </w:r>
-          </w:p>
-        </w:tc>
-        <w:tc>
-          <w:tcPr>
-            <w:tcW w:w="0" w:type="auto"/>
-            <w:hideMark/>
-          </w:tcPr>
-          <w:p>
-            <w:pPr>
-              <w:suppressAutoHyphens w:val="0"/>
-              <w:spacing w:line="240" w:lineRule="auto"/>
-              <w:ind w:firstLine="0"/>
-              <w:jc w:val="left"/>
-              <w:rPr>
-                <w:rFonts w:eastAsia="Times New Roman"/>
-                <w:sz w:val="24"/>
-                <w:szCs w:val="24"/>
-              </w:rPr>
-            </w:pPr>
-            <w:r>
-              <w:rPr>
-                <w:rFonts w:eastAsia="Times New Roman"/>
-                <w:sz w:val="24"/>
-                <w:szCs w:val="24"/>
-              </w:rPr>
-              <w:t>Использует</w:t>
-            </w:r>
-          </w:p>
-        </w:tc>
-        <w:tc>
-          <w:tcPr>
-            <w:tcW w:w="0" w:type="auto"/>
-            <w:hideMark/>
-          </w:tcPr>
-          <w:p>
-            <w:pPr>
-              <w:suppressAutoHyphens w:val="0"/>
-              <w:spacing w:line="240" w:lineRule="auto"/>
-              <w:ind w:firstLine="0"/>
-              <w:jc w:val="left"/>
-              <w:rPr>
-                <w:rFonts w:eastAsia="Times New Roman"/>
-                <w:sz w:val="24"/>
-                <w:szCs w:val="24"/>
-              </w:rPr>
-            </w:pPr>
-            <w:r>
-              <w:rPr>
-                <w:rFonts w:eastAsia="Times New Roman"/>
-                <w:sz w:val="24"/>
-                <w:szCs w:val="24"/>
-              </w:rPr>
-              <w:t xml:space="preserve">1 – </w:t>
-            </w:r>
-            <w:proofErr w:type="gramStart"/>
-            <w:r>
-              <w:rPr>
-                <w:rFonts w:eastAsia="Times New Roman"/>
-                <w:sz w:val="24"/>
-                <w:szCs w:val="24"/>
-              </w:rPr>
-              <w:t>1..</w:t>
-            </w:r>
-            <w:proofErr w:type="gramEnd"/>
-            <w:r>
-              <w:rPr>
-                <w:rFonts w:eastAsia="Times New Roman"/>
-                <w:sz w:val="24"/>
-                <w:szCs w:val="24"/>
-              </w:rPr>
-              <w:t>*</w:t>
-            </w:r>
-          </w:p>
-        </w:tc>
-        <w:tc>
-          <w:tcPr>
-            <w:tcW w:w="0" w:type="auto"/>
-            <w:hideMark/>
-          </w:tcPr>
-          <w:p>
-            <w:pPr>
-              <w:suppressAutoHyphens w:val="0"/>
-              <w:spacing w:line="240" w:lineRule="auto"/>
-              <w:ind w:firstLine="0"/>
-              <w:jc w:val="left"/>
-              <w:rPr>
-                <w:rFonts w:eastAsia="Times New Roman"/>
-                <w:sz w:val="24"/>
-                <w:szCs w:val="24"/>
-              </w:rPr>
-            </w:pPr>
-            <w:r>
-              <w:rPr>
-                <w:rFonts w:eastAsia="Times New Roman"/>
-                <w:sz w:val="24"/>
-                <w:szCs w:val="24"/>
-              </w:rPr>
-              <w:t>Алгоритм управления</w:t>
-            </w:r>
-          </w:p>
-        </w:tc>
-      </w:tr>
-      <w:tr>
-        <w:tc>
-          <w:tcPr>
-            <w:tcW w:w="0" w:type="auto"/>
-            <w:hideMark/>
-          </w:tcPr>
-          <w:p>
-            <w:pPr>
-              <w:suppressAutoHyphens w:val="0"/>
-              <w:spacing w:line="240" w:lineRule="auto"/>
-              <w:ind w:firstLine="0"/>
-              <w:jc w:val="left"/>
-              <w:rPr>
-                <w:rFonts w:eastAsia="Times New Roman"/>
-                <w:sz w:val="24"/>
-                <w:szCs w:val="24"/>
-              </w:rPr>
-            </w:pPr>
-            <w:r>
-              <w:rPr>
-                <w:rFonts w:eastAsia="Times New Roman"/>
-                <w:sz w:val="24"/>
-                <w:szCs w:val="24"/>
-              </w:rPr>
-              <w:t>САУ МГТД</w:t>
-            </w:r>
-          </w:p>
-        </w:tc>
-        <w:tc>
-          <w:tcPr>
-            <w:tcW w:w="0" w:type="auto"/>
-            <w:hideMark/>
-          </w:tcPr>
-          <w:p>
-            <w:pPr>
-              <w:suppressAutoHyphens w:val="0"/>
-              <w:spacing w:line="240" w:lineRule="auto"/>
-              <w:ind w:firstLine="0"/>
-              <w:jc w:val="left"/>
-              <w:rPr>
-                <w:rFonts w:eastAsia="Times New Roman"/>
-                <w:sz w:val="24"/>
-                <w:szCs w:val="24"/>
-              </w:rPr>
-            </w:pPr>
-            <w:r>
-              <w:rPr>
-                <w:rFonts w:eastAsia="Times New Roman"/>
-                <w:sz w:val="24"/>
-                <w:szCs w:val="24"/>
-              </w:rPr>
-              <w:t>Источник и получатель данных</w:t>
-            </w:r>
-          </w:p>
-        </w:tc>
-        <w:tc>
-          <w:tcPr>
-            <w:tcW w:w="0" w:type="auto"/>
-            <w:hideMark/>
-          </w:tcPr>
-          <w:p>
-            <w:pPr>
-              <w:suppressAutoHyphens w:val="0"/>
-              <w:spacing w:line="240" w:lineRule="auto"/>
-              <w:ind w:firstLine="0"/>
-              <w:jc w:val="left"/>
-              <w:rPr>
-                <w:rFonts w:eastAsia="Times New Roman"/>
-                <w:sz w:val="24"/>
-                <w:szCs w:val="24"/>
-              </w:rPr>
-            </w:pPr>
-            <w:r>
-              <w:rPr>
-                <w:rFonts w:eastAsia="Times New Roman"/>
-                <w:sz w:val="24"/>
-                <w:szCs w:val="24"/>
-              </w:rPr>
-              <w:t>Сохраняет и получает данные</w:t>
-            </w:r>
-          </w:p>
-        </w:tc>
-        <w:tc>
-          <w:tcPr>
-            <w:tcW w:w="0" w:type="auto"/>
-            <w:hideMark/>
-          </w:tcPr>
-          <w:p>
-            <w:pPr>
-              <w:suppressAutoHyphens w:val="0"/>
-              <w:spacing w:line="240" w:lineRule="auto"/>
-              <w:ind w:firstLine="0"/>
-              <w:jc w:val="left"/>
-              <w:rPr>
-                <w:rFonts w:eastAsia="Times New Roman"/>
-                <w:sz w:val="24"/>
-                <w:szCs w:val="24"/>
-              </w:rPr>
-            </w:pPr>
-            <w:r>
-              <w:rPr>
-                <w:rFonts w:eastAsia="Times New Roman"/>
-                <w:sz w:val="24"/>
-                <w:szCs w:val="24"/>
-              </w:rPr>
-              <w:t>1 – 1</w:t>
-            </w:r>
-          </w:p>
-        </w:tc>
-        <w:tc>
-          <w:tcPr>
-            <w:tcW w:w="0" w:type="auto"/>
-            <w:hideMark/>
-          </w:tcPr>
-          <w:p>
-            <w:pPr>
-              <w:suppressAutoHyphens w:val="0"/>
-              <w:spacing w:line="240" w:lineRule="auto"/>
-              <w:ind w:firstLine="0"/>
-              <w:jc w:val="left"/>
-              <w:rPr>
-                <w:rFonts w:eastAsia="Times New Roman"/>
-                <w:sz w:val="24"/>
-                <w:szCs w:val="24"/>
-              </w:rPr>
-            </w:pPr>
-            <w:r>
-              <w:rPr>
-                <w:rFonts w:eastAsia="Times New Roman"/>
-                <w:sz w:val="24"/>
-                <w:szCs w:val="24"/>
-              </w:rPr>
-              <w:t>Хранилище данных</w:t>
-            </w:r>
-          </w:p>
-        </w:tc>
-      </w:tr>
-      <w:tr>
-        <w:tc>
-          <w:tcPr>
-            <w:tcW w:w="0" w:type="auto"/>
-            <w:hideMark/>
-          </w:tcPr>
-          <w:p>
-            <w:pPr>
-              <w:suppressAutoHyphens w:val="0"/>
-              <w:spacing w:line="240" w:lineRule="auto"/>
-              <w:ind w:firstLine="0"/>
-              <w:jc w:val="left"/>
-              <w:rPr>
-                <w:rFonts w:eastAsia="Times New Roman"/>
-                <w:sz w:val="24"/>
-                <w:szCs w:val="24"/>
-              </w:rPr>
-            </w:pPr>
-            <w:r>
-              <w:rPr>
-                <w:rFonts w:eastAsia="Times New Roman"/>
-                <w:sz w:val="24"/>
-                <w:szCs w:val="24"/>
-              </w:rPr>
-              <w:t>Диагностика и мониторинг</w:t>
-            </w:r>
-          </w:p>
-        </w:tc>
-        <w:tc>
-          <w:tcPr>
-            <w:tcW w:w="0" w:type="auto"/>
-            <w:hideMark/>
-          </w:tcPr>
-          <w:p>
-            <w:pPr>
-              <w:suppressAutoHyphens w:val="0"/>
-              <w:spacing w:line="240" w:lineRule="auto"/>
-              <w:ind w:firstLine="0"/>
-              <w:jc w:val="left"/>
-              <w:rPr>
-                <w:rFonts w:eastAsia="Times New Roman"/>
-                <w:sz w:val="24"/>
-                <w:szCs w:val="24"/>
-              </w:rPr>
-            </w:pPr>
-            <w:r>
-              <w:rPr>
-                <w:rFonts w:eastAsia="Times New Roman"/>
-                <w:sz w:val="24"/>
-                <w:szCs w:val="24"/>
-              </w:rPr>
-              <w:t>Подсистема контроля</w:t>
-            </w:r>
-          </w:p>
-        </w:tc>
-        <w:tc>
-          <w:tcPr>
-            <w:tcW w:w="0" w:type="auto"/>
-            <w:hideMark/>
-          </w:tcPr>
-          <w:p>
-            <w:pPr>
-              <w:suppressAutoHyphens w:val="0"/>
-              <w:spacing w:line="240" w:lineRule="auto"/>
-              <w:ind w:firstLine="0"/>
-              <w:jc w:val="left"/>
-              <w:rPr>
-                <w:rFonts w:eastAsia="Times New Roman"/>
-                <w:sz w:val="24"/>
-                <w:szCs w:val="24"/>
-              </w:rPr>
-            </w:pPr>
-            <w:r>
-              <w:rPr>
-                <w:rFonts w:eastAsia="Times New Roman"/>
-                <w:sz w:val="24"/>
-                <w:szCs w:val="24"/>
-              </w:rPr>
-              <w:t>Предоставляет данные</w:t>
-            </w:r>
-          </w:p>
-        </w:tc>
-        <w:tc>
-          <w:tcPr>
-            <w:tcW w:w="0" w:type="auto"/>
-            <w:hideMark/>
-          </w:tcPr>
-          <w:p>
-            <w:pPr>
-              <w:suppressAutoHyphens w:val="0"/>
-              <w:spacing w:line="240" w:lineRule="auto"/>
-              <w:ind w:firstLine="0"/>
-              <w:jc w:val="left"/>
-              <w:rPr>
-                <w:rFonts w:eastAsia="Times New Roman"/>
-                <w:sz w:val="24"/>
-                <w:szCs w:val="24"/>
-              </w:rPr>
-            </w:pPr>
-            <w:r>
-              <w:rPr>
-                <w:rFonts w:eastAsia="Times New Roman"/>
-                <w:sz w:val="24"/>
-                <w:szCs w:val="24"/>
-              </w:rPr>
-              <w:t>1 – 1</w:t>
-            </w:r>
-          </w:p>
-        </w:tc>
-        <w:tc>
-          <w:tcPr>
-            <w:tcW w:w="0" w:type="auto"/>
-            <w:hideMark/>
-          </w:tcPr>
-          <w:p>
-            <w:pPr>
-              <w:suppressAutoHyphens w:val="0"/>
-              <w:spacing w:line="240" w:lineRule="auto"/>
-              <w:ind w:firstLine="0"/>
-              <w:jc w:val="left"/>
-              <w:rPr>
-                <w:rFonts w:eastAsia="Times New Roman"/>
-                <w:sz w:val="24"/>
-                <w:szCs w:val="24"/>
-              </w:rPr>
-            </w:pPr>
-            <w:r>
-              <w:rPr>
-                <w:rFonts w:eastAsia="Times New Roman"/>
-                <w:sz w:val="24"/>
-                <w:szCs w:val="24"/>
-              </w:rPr>
-              <w:t>САУ МГТД</w:t>
-            </w:r>
-          </w:p>
-        </w:tc>
-      </w:tr>
-    </w:tbl>
-    <w:p>
-      <w:pPr>
-        <w:suppressAutoHyphens w:val="0"/>
-        <w:spacing w:before="100" w:beforeAutospacing="1" w:after="100" w:afterAutospacing="1" w:line="240" w:lineRule="auto"/>
-        <w:ind w:firstLine="0"/>
-        <w:jc w:val="left"/>
-        <w:rPr>
-          <w:rFonts w:eastAsia="Times New Roman"/>
-          <w:sz w:val="24"/>
-          <w:szCs w:val="24"/>
-        </w:rPr>
-      </w:pPr>
-      <w:r>
-        <w:rPr>
-          <w:rFonts w:eastAsia="Times New Roman"/>
-          <w:sz w:val="24"/>
-          <w:szCs w:val="24"/>
-        </w:rPr>
-        <w:t xml:space="preserve">Принятые обозначения кратности: 1 — один объект, </w:t>
-      </w:r>
-      <w:proofErr w:type="gramStart"/>
-      <w:r>
-        <w:rPr>
-          <w:rFonts w:eastAsia="Times New Roman"/>
-          <w:sz w:val="24"/>
-          <w:szCs w:val="24"/>
-        </w:rPr>
-        <w:t>1..</w:t>
-      </w:r>
-      <w:proofErr w:type="gramEnd"/>
-      <w:r>
-        <w:rPr>
-          <w:rFonts w:eastAsia="Times New Roman"/>
-          <w:sz w:val="24"/>
-          <w:szCs w:val="24"/>
-        </w:rPr>
-        <w:t xml:space="preserve">* — один или несколько объектов, </w:t>
-      </w:r>
-      <w:proofErr w:type="gramStart"/>
-      <w:r>
-        <w:rPr>
-          <w:rFonts w:eastAsia="Times New Roman"/>
-          <w:sz w:val="24"/>
-          <w:szCs w:val="24"/>
-        </w:rPr>
-        <w:t>0..</w:t>
-      </w:r>
-      <w:proofErr w:type="gramEnd"/>
-      <w:r>
-        <w:rPr>
-          <w:rFonts w:eastAsia="Times New Roman"/>
-          <w:sz w:val="24"/>
-          <w:szCs w:val="24"/>
-        </w:rPr>
-        <w:t>* — произвольное количество объектов, включая их отсутствие.</w:t>
-      </w:r>
-    </w:p>
-    <w:p>
-      <w:pPr>
-        <w:suppressAutoHyphens w:val="0"/>
-        <w:spacing w:before="100" w:beforeAutospacing="1" w:after="100" w:afterAutospacing="1" w:line="240" w:lineRule="auto"/>
-        <w:ind w:firstLine="0"/>
-        <w:jc w:val="left"/>
-        <w:rPr>
-          <w:rFonts w:eastAsia="Times New Roman"/>
-          <w:sz w:val="24"/>
-          <w:szCs w:val="24"/>
-        </w:rPr>
-      </w:pPr>
-      <w:r>
-        <w:rPr>
-          <w:rFonts w:eastAsia="Times New Roman"/>
-          <w:sz w:val="24"/>
-          <w:szCs w:val="24"/>
-        </w:rPr>
-        <w:t>Таким образом, таблицы 1 и 2 являются текстовым представлением разработанной диаграммы PDOM. Таблица 1 раскрывает состав и атрибуты элементов предметной области, а таблица 2 описывает связи между ними, что обеспечивает согласованность графической и текстовой моделей системы.</w:t>
-      </w:r>
-    </w:p>
-    <w:p>
-      <w:pPr>
-        <w:spacing w:line="240" w:lineRule="auto"/>
-        <w:ind w:firstLine="0"/>
-        <w:jc w:val="left"/>
-        <w:rPr>
-          <w:rFonts w:eastAsia="Times New Roman"/>
-          <w:b/>
-          <w:bCs/>
-          <w:sz w:val="36"/>
-          <w:szCs w:val="36"/>
-        </w:rPr>
-      </w:pPr>
-      <w:r>
-        <w:rPr>
-          <w:rFonts w:eastAsia="Times New Roman"/>
-          <w:b/>
-          <w:bCs/>
-          <w:sz w:val="36"/>
-          <w:szCs w:val="36"/>
-        </w:rPr>
-        <w:br w:type="page"/>
-      </w:r>
-    </w:p>
-    <w:p>
-      <w:pPr>
-        <w:suppressAutoHyphens w:val="0"/>
-        <w:spacing w:before="100" w:beforeAutospacing="1" w:after="100" w:afterAutospacing="1" w:line="240" w:lineRule="auto"/>
-        <w:ind w:firstLine="0"/>
-        <w:jc w:val="left"/>
-        <w:outlineLvl w:val="1"/>
-        <w:rPr>
-          <w:rFonts w:eastAsia="Times New Roman"/>
-          <w:b/>
-          <w:bCs/>
-          <w:sz w:val="36"/>
-          <w:szCs w:val="36"/>
-        </w:rPr>
-      </w:pPr>
-      <w:r>
-        <w:rPr>
-          <w:rFonts w:eastAsia="Times New Roman"/>
-          <w:b/>
-          <w:bCs/>
-          <w:sz w:val="36"/>
-          <w:szCs w:val="36"/>
         </w:rPr>
         <w:lastRenderedPageBreak/>
         <w:t>ЗАКЛЮЧЕНИЕ</w:t>

--- a/Лабораторная 2/Лабораторная_2.docx
+++ b/Лабораторная 2/Лабораторная_2.docx
@@ -422,7 +422,7 @@
           <w:sz w:val="26"/>
           <w:szCs w:val="26"/>
         </w:rPr>
-        <w:t>Внешнее описание программных комплексов</w:t>
+        <w:t>САУ МГТД</w:t>
       </w:r>
       <w:r>
         <w:rPr>
@@ -588,7 +588,6 @@
         <w:rPr>
           <w:sz w:val="28"/>
           <w:szCs w:val="26"/>
-          <w:lang w:val="en-US"/>
         </w:rPr>
       </w:pPr>
       <w:r>
@@ -1359,6 +1358,9 @@
         <w:ind w:firstLine="0"/>
       </w:pPr>
       <w:r>
+        <w:rPr>
+          <w:noProof/>
+        </w:rPr>
         <w:lastRenderedPageBreak/>
         <w:drawing>
           <wp:inline distT="0" distB="0" distL="0" distR="0" wp14:anchorId="174082BF" wp14:editId="3FF2EBB5">
@@ -3999,6 +4001,7 @@
   <w:style w:type="character" w:default="1" w:styleId="a0">
     <w:name w:val="Default Paragraph Font"/>
     <w:uiPriority w:val="1"/>
+    <w:semiHidden/>
     <w:unhideWhenUsed/>
   </w:style>
   <w:style w:type="table" w:default="1" w:styleId="a1">
